--- a/descarcari/model-cerere-certificat-de-urbanism.docx
+++ b/descarcari/model-cerere-certificat-de-urbanism.docx
@@ -3,105 +3,136 @@
 <w:document xmlns:wpc="http://schemas.microsoft.com/office/word/2010/wordprocessingCanvas" xmlns:mo="http://schemas.microsoft.com/office/mac/office/2008/main" xmlns:mc="http://schemas.openxmlformats.org/markup-compatibility/2006" xmlns:mv="urn:schemas-microsoft-com:mac:vml" xmlns:o="urn:schemas-microsoft-com:office:office" xmlns:r="http://schemas.openxmlformats.org/officeDocument/2006/relationships" xmlns:m="http://schemas.openxmlformats.org/officeDocument/2006/math" xmlns:v="urn:schemas-microsoft-com:vml" xmlns:wp14="http://schemas.microsoft.com/office/word/2010/wordprocessingDrawing" xmlns:wp="http://schemas.openxmlformats.org/drawingml/2006/wordprocessingDrawing" xmlns:w10="urn:schemas-microsoft-com:office:word" xmlns:w="http://schemas.openxmlformats.org/wordprocessingml/2006/main" xmlns:w14="http://schemas.microsoft.com/office/word/2010/wordml" xmlns:wpg="http://schemas.microsoft.com/office/word/2010/wordprocessingGroup" xmlns:wpi="http://schemas.microsoft.com/office/word/2010/wordprocessingInk" xmlns:wne="http://schemas.microsoft.com/office/word/2006/wordml" xmlns:wps="http://schemas.microsoft.com/office/word/2010/wordprocessingShape" mc:Ignorable="w14 wp14">
   <w:body>
     <w:p>
-      <w:pPr>
-        <w:spacing w:after="40"/>
-        <w:jc w:val="both"/>
-      </w:pPr>
       <w:r>
         <w:rPr>
-          <w:b w:val="0"/>
+          <w:i/>
+          <w:sz w:val="17"/>
         </w:rPr>
-        <w:t>Către,</w:t>
+        <w:t>Model orientativ pe structura formularului F_CU_04 din Legea nr. 169/2026 — Codul amenajării teritoriului, urbanismului și construcțiilor. Formularul oficial se ia de la primărie.</w:t>
       </w:r>
     </w:p>
     <w:p>
       <w:pPr>
-        <w:spacing w:after="40"/>
-        <w:jc w:val="both"/>
+        <w:spacing w:before="280"/>
+        <w:jc w:val="center"/>
       </w:pPr>
       <w:r>
         <w:rPr>
           <w:b/>
+          <w:sz w:val="30"/>
         </w:rPr>
-        <w:t>PRIMARUL / PREȘEDINTELE CONSILIULUI JUDEȚEAN ______________________________</w:t>
+        <w:t>CERERE</w:t>
       </w:r>
     </w:p>
     <w:p>
       <w:pPr>
-        <w:spacing w:after="240"/>
-        <w:jc w:val="both"/>
-      </w:pPr>
-      <w:r>
-        <w:rPr>
-          <w:b w:val="0"/>
-          <w:sz w:val="18"/>
-        </w:rPr>
-        <w:t>(după autoritatea competentă să emită certificatul, potrivit Legii 50/1991)</w:t>
-      </w:r>
-    </w:p>
-    <w:p>
-      <w:pPr>
-        <w:spacing w:after="40"/>
         <w:jc w:val="center"/>
       </w:pPr>
       <w:r>
         <w:rPr>
           <w:b/>
         </w:rPr>
-        <w:t>CERERE</w:t>
+        <w:t>pentru emiterea certificatului de urbanism</w:t>
+        <w:br/>
+      </w:r>
+      <w:r>
+        <w:rPr>
+          <w:b/>
+        </w:rPr>
+        <w:t>pentru construire / desființare</w:t>
       </w:r>
     </w:p>
     <w:p>
       <w:pPr>
-        <w:spacing w:after="280"/>
-        <w:jc w:val="center"/>
+        <w:spacing w:before="180"/>
       </w:pPr>
       <w:r>
         <w:rPr>
-          <w:b w:val="0"/>
+          <w:b/>
+          <w:sz w:val="21"/>
         </w:rPr>
-        <w:t>pentru emiterea certificatului de urbanism</w:t>
+        <w:t>1. CĂTRE</w:t>
+      </w:r>
+    </w:p>
+    <w:p>
+      <w:r>
+        <w:t>Primăria municipiului / orașului / comunei ________________________________________</w:t>
+      </w:r>
+    </w:p>
+    <w:p>
+      <w:r>
+        <w:t>Consiliul Județean ________________________________________</w:t>
+      </w:r>
+    </w:p>
+    <w:p>
+      <w:r>
+        <w:rPr>
+          <w:i/>
+          <w:sz w:val="17"/>
+        </w:rPr>
+        <w:t>Se taie ce nu se potrivește. Pentru anumite categorii de lucrări emitentul este consiliul județean — primăria vă spune dacă e cazul.</w:t>
       </w:r>
     </w:p>
     <w:p>
       <w:pPr>
-        <w:spacing w:after="120"/>
-        <w:jc w:val="both"/>
+        <w:spacing w:before="180"/>
       </w:pPr>
       <w:r>
         <w:rPr>
-          <w:b w:val="0"/>
+          <w:b/>
+          <w:sz w:val="21"/>
         </w:rPr>
-        <w:t>Subsemnatul(a) ____________________________________________, CNP _________________, cu domiciliul în județul __________________, municipiul/orașul/comuna ________________________, satul __________________, str. ________________________ nr. ______, bl. ____, sc. ____, et. ____, ap. ____, telefon ________________, e-mail ________________________,</w:t>
+        <w:t>2. SOLICITANTUL</w:t>
+      </w:r>
+    </w:p>
+    <w:p>
+      <w:r>
+        <w:t>Nume și prenume ________________________________________   CNP ____________________</w:t>
+      </w:r>
+    </w:p>
+    <w:p>
+      <w:r>
+        <w:t>Act de identitate: seria ______ nr. ____________ eliberat de ____________________ la data de ____________</w:t>
+      </w:r>
+    </w:p>
+    <w:p>
+      <w:r>
+        <w:t>Domiciliul: județul ____________________, municipiul / orașul / comuna ____________________,</w:t>
+      </w:r>
+    </w:p>
+    <w:p>
+      <w:r>
+        <w:t>satul / sectorul ____________________, str. ____________________ nr. ______, bl. ______, sc. ______, et. ______, ap. ______,</w:t>
+      </w:r>
+    </w:p>
+    <w:p>
+      <w:r>
+        <w:t>cod poștal ____________, țara ____________</w:t>
+      </w:r>
+    </w:p>
+    <w:p>
+      <w:r>
+        <w:t>Telefon / fax ____________________   E-mail ____________________</w:t>
+      </w:r>
+    </w:p>
+    <w:p>
+      <w:r>
+        <w:t>În calitate de reprezentant al ________________________________________   CUI / CIF ____________________</w:t>
+      </w:r>
+    </w:p>
+    <w:p>
+      <w:r>
+        <w:t>☐ titular al dreptului de proprietate          ☐ împuternicit al titularului</w:t>
+      </w:r>
+    </w:p>
+    <w:p/>
+    <w:p>
+      <w:r>
+        <w:t>în conformitate cu prevederile Legii nr. 169/2026 privind Codul amenajării teritoriului, urbanismului și construcțiilor, solicit emiterea</w:t>
       </w:r>
     </w:p>
     <w:p>
       <w:pPr>
-        <w:spacing w:after="200"/>
-        <w:jc w:val="both"/>
-      </w:pPr>
-      <w:r>
-        <w:rPr>
-          <w:b w:val="0"/>
-        </w:rPr>
-        <w:t>în calitate de / în numele ____________________________________________________,</w:t>
-      </w:r>
-    </w:p>
-    <w:p>
-      <w:pPr>
-        <w:spacing w:after="200"/>
-        <w:jc w:val="both"/>
-      </w:pPr>
-      <w:r>
-        <w:rPr>
-          <w:b w:val="0"/>
-        </w:rPr>
-        <w:t>în conformitate cu prevederile Legii nr. 50/1991 privind autorizarea executării lucrărilor de construcții, republicată, cu modificările și completările ulterioare, solicit emiterea</w:t>
-      </w:r>
-    </w:p>
-    <w:p>
-      <w:pPr>
-        <w:spacing w:after="200"/>
         <w:jc w:val="center"/>
       </w:pPr>
       <w:r>
@@ -112,130 +143,285 @@
       </w:r>
     </w:p>
     <w:p>
-      <w:pPr>
-        <w:spacing w:after="120"/>
-        <w:jc w:val="both"/>
-      </w:pPr>
+      <w:r>
+        <w:t>pentru:    ☐ CONSTRUIRE          ☐ DESFIINȚARE</w:t>
+      </w:r>
+    </w:p>
+    <w:p>
+      <w:r>
+        <w:t>☐ pentru clădiri și amenajări     ☐ lucrări inginerești     ☐ pentru construcții cu caracter special</w:t>
+      </w:r>
+    </w:p>
+    <w:p>
+      <w:r>
+        <w:t>în vederea realizării obiectivului de investiții:</w:t>
+      </w:r>
+    </w:p>
+    <w:p>
+      <w:r>
+        <w:t>________________________________________________________________________________</w:t>
+      </w:r>
+    </w:p>
+    <w:p>
       <w:r>
         <w:rPr>
-          <w:b w:val="0"/>
+          <w:i/>
+          <w:sz w:val="17"/>
         </w:rPr>
-        <w:t>pentru imobilul — teren și/sau construcții — situat în județul __________________, municipiul/orașul/comuna ________________________, satul __________________, în intravilan / extravilan, cod poștal ________, str. ________________________ nr. ______, identificat prin număr cadastral ____________ și carte funciară nr. ____________, în suprafață de __________ mp,</w:t>
+        <w:t>Scrieți-l cât mai exact: „locuință unifamilială P+1E și împrejmuire”, nu „construire”. Certificatul răspunde la ce ați cerut, nu la ce ați vrut să cereți.</w:t>
       </w:r>
     </w:p>
     <w:p>
       <w:pPr>
-        <w:spacing w:after="40"/>
-        <w:jc w:val="both"/>
+        <w:spacing w:before="180"/>
       </w:pPr>
       <w:r>
         <w:rPr>
-          <w:b w:val="0"/>
+          <w:b/>
+          <w:sz w:val="21"/>
         </w:rPr>
-        <w:t>în scopul: ______________________________________________________________</w:t>
+        <w:t>3. IMOBILUL</w:t>
+      </w:r>
+    </w:p>
+    <w:p>
+      <w:r>
+        <w:t>☐ teren          ☐ construcții</w:t>
+      </w:r>
+    </w:p>
+    <w:p>
+      <w:r>
+        <w:t>Județul ____________________, municipiul / orașul / comuna ____________________,</w:t>
+      </w:r>
+    </w:p>
+    <w:p>
+      <w:r>
+        <w:t>satul / sectorul ____________________, cod poștal ____________,</w:t>
+      </w:r>
+    </w:p>
+    <w:p>
+      <w:r>
+        <w:t>str. ____________________ nr. ______, bl. / sc. / et. / ap. ____________</w:t>
+      </w:r>
+    </w:p>
+    <w:p>
+      <w:r>
+        <w:t>Număr cadastral ____________   Carte funciară nr. ____________</w:t>
+      </w:r>
+    </w:p>
+    <w:p>
+      <w:r>
+        <w:t>Suprafața terenului ____________ m²   Suprafața construcției ____________ m²</w:t>
       </w:r>
     </w:p>
     <w:p>
       <w:pPr>
-        <w:spacing w:after="40"/>
-        <w:jc w:val="both"/>
+        <w:spacing w:before="180"/>
       </w:pPr>
       <w:r>
         <w:rPr>
-          <w:b w:val="0"/>
+          <w:b/>
+          <w:sz w:val="21"/>
         </w:rPr>
-        <w:t>____________________________________________________________________________</w:t>
+        <w:t>4. ÎNCADRAREA LUCRĂRILOR</w:t>
+      </w:r>
+    </w:p>
+    <w:p>
+      <w:r>
+        <w:t>A · Lucrări de construcții noi</w:t>
       </w:r>
     </w:p>
     <w:p>
       <w:pPr>
-        <w:spacing w:after="240"/>
-        <w:jc w:val="both"/>
+        <w:ind w:left="283"/>
       </w:pPr>
       <w:r>
-        <w:rPr>
-          <w:b w:val="0"/>
-          <w:sz w:val="18"/>
-        </w:rPr>
-        <w:t>(de exemplu: elaborarea documentației pentru autorizarea executării lucrărilor de construire — locuință unifamilială, anexe gospodărești, împrejmuire; operațiuni notariale privind circulația imobiliară; alte scopuri prevăzute de lege)</w:t>
+        <w:t>☐ clădiri civile     ☐ clădiri industriale     ☐ clădiri agricole     ☐ construcții cu caracter special</w:t>
       </w:r>
     </w:p>
     <w:p>
       <w:pPr>
-        <w:spacing w:after="80"/>
-        <w:jc w:val="both"/>
+        <w:ind w:left="283"/>
+      </w:pPr>
+      <w:r>
+        <w:t>☐ în afara zonei de protecție a monumentelor     ☐ în zona de protecție a monumentelor</w:t>
+      </w:r>
+    </w:p>
+    <w:p>
+      <w:pPr>
+        <w:ind w:left="283"/>
+      </w:pPr>
+      <w:r>
+        <w:t>☐ în afara zonelor construite protejate     ☐ în zone construite protejate</w:t>
+      </w:r>
+    </w:p>
+    <w:p>
+      <w:pPr>
+        <w:ind w:left="283"/>
+      </w:pPr>
+      <w:r>
+        <w:t>☐ nu sunt cunoscute solicitantului astfel de informații</w:t>
+      </w:r>
+    </w:p>
+    <w:p>
+      <w:r>
+        <w:t>B · Intervenții asupra construcțiilor existente</w:t>
+      </w:r>
+    </w:p>
+    <w:p>
+      <w:pPr>
+        <w:ind w:left="283"/>
+      </w:pPr>
+      <w:r>
+        <w:t>☐ B.1 · la alte clădiri decât cele de la B.2 și B.3</w:t>
+      </w:r>
+    </w:p>
+    <w:p>
+      <w:pPr>
+        <w:ind w:left="283"/>
+      </w:pPr>
+      <w:r>
+        <w:t>☐ B.2 · la monumente istorice, în zona lor de protecție, în zone construite protejate sau la clădiri cu valoare arhitecturală ori istorică deosebită</w:t>
+      </w:r>
+    </w:p>
+    <w:p>
+      <w:pPr>
+        <w:ind w:left="283"/>
+      </w:pPr>
+      <w:r>
+        <w:t>☐ B.3 · la clădiri sau construcții cu caracter special</w:t>
+      </w:r>
+    </w:p>
+    <w:p>
+      <w:r>
+        <w:t>C · Amenajări</w:t>
+      </w:r>
+    </w:p>
+    <w:p>
+      <w:pPr>
+        <w:ind w:left="283"/>
+      </w:pPr>
+      <w:r>
+        <w:t>☐ amenajări civile     ☐ amenajări și îmbunătățiri funciare     ☐ construcții provizorii     ☐ foraje, excavări</w:t>
+      </w:r>
+    </w:p>
+    <w:p>
+      <w:pPr>
+        <w:ind w:left="283"/>
+      </w:pPr>
+      <w:r>
+        <w:t>☐ cercetări pentru zăcăminte     ☐ spații verzi, plantate     ☐ spații publice     ☐ organizare de șantier</w:t>
+      </w:r>
+    </w:p>
+    <w:p>
+      <w:r>
+        <w:t>D · Lucrări inginerești</w:t>
+      </w:r>
+    </w:p>
+    <w:p>
+      <w:pPr>
+        <w:ind w:left="283"/>
+      </w:pPr>
+      <w:r>
+        <w:t>☐ infrastructură de transport     ☐ infrastructură energetică     ☐ rețele de comunicații electronice</w:t>
+      </w:r>
+    </w:p>
+    <w:p>
+      <w:pPr>
+        <w:ind w:left="283"/>
+      </w:pPr>
+      <w:r>
+        <w:t>☐ gospodărirea apelor     ☐ hidrotehnice     ☐ miniere     ☐ alte lucrări inginerești de interes public</w:t>
+      </w:r>
+    </w:p>
+    <w:p>
+      <w:pPr>
+        <w:spacing w:before="180"/>
       </w:pPr>
       <w:r>
         <w:rPr>
           <w:b/>
+          <w:sz w:val="21"/>
         </w:rPr>
-        <w:t>Anexez, în vederea eliberării:</w:t>
+        <w:t>5. SE ANEXEAZĂ</w:t>
+      </w:r>
+    </w:p>
+    <w:p>
+      <w:r>
+        <w:t>☐ extras de carte funciară actualizat</w:t>
+      </w:r>
+    </w:p>
+    <w:p>
+      <w:r>
+        <w:t>☐ plan de situație propus, cu amprenta la sol a corpurilor de clădire propuse spre construire / desființare / extindere</w:t>
+      </w:r>
+    </w:p>
+    <w:p>
+      <w:r>
+        <w:t>☐ plan de încadrare în zonă în sistem Stereo 70</w:t>
+      </w:r>
+    </w:p>
+    <w:p>
+      <w:r>
+        <w:t>☐ descrierea succintă a investiției</w:t>
+      </w:r>
+    </w:p>
+    <w:p>
+      <w:r>
+        <w:t>☐ împuternicirea, dacă este cazul</w:t>
+      </w:r>
+    </w:p>
+    <w:p>
+      <w:r>
+        <w:t>☐ dovada plății taxei</w:t>
       </w:r>
     </w:p>
     <w:p>
       <w:pPr>
-        <w:spacing w:after="40"/>
-        <w:jc w:val="both"/>
+        <w:spacing w:before="180"/>
       </w:pPr>
       <w:r>
         <w:rPr>
-          <w:b w:val="0"/>
+          <w:b/>
+          <w:sz w:val="21"/>
         </w:rPr>
-        <w:t>— planuri cadastrale/topografice, cu evidențierea imobilului — teren și/sau construcții (scara 1:500 și 1:2000, eliberate la cerere de oficiul de cadastru);</w:t>
+        <w:t>6. COMUNICAREA RĂSPUNSULUI</w:t>
+      </w:r>
+    </w:p>
+    <w:p>
+      <w:r>
+        <w:t>☐ în format scris, prin poștă     ☐ în format digital, pe e-mailul indicat     ☐ ridicare de la sediul autorității</w:t>
       </w:r>
     </w:p>
     <w:p>
       <w:pPr>
-        <w:spacing w:after="40"/>
-        <w:jc w:val="both"/>
+        <w:spacing w:before="180"/>
       </w:pPr>
       <w:r>
         <w:rPr>
-          <w:b w:val="0"/>
+          <w:b/>
+          <w:sz w:val="21"/>
         </w:rPr>
-        <w:t>— extrasul de carte funciară pentru informare, actualizat la zi (după caz);</w:t>
+        <w:t>7. DATA ȘI SEMNĂTURA</w:t>
       </w:r>
     </w:p>
     <w:p>
-      <w:pPr>
-        <w:spacing w:after="280"/>
-        <w:jc w:val="both"/>
-      </w:pPr>
+      <w:r>
+        <w:t>Data ____________          Solicitantul ____________________          Semnătura ____________</w:t>
+      </w:r>
+    </w:p>
+    <w:p/>
+    <w:p>
       <w:r>
         <w:rPr>
-          <w:b w:val="0"/>
+          <w:i/>
+          <w:sz w:val="17"/>
         </w:rPr>
-        <w:t>— documentul de plată a taxei de eliberare a certificatului de urbanism (copie).</w:t>
-      </w:r>
-    </w:p>
-    <w:p>
-      <w:pPr>
-        <w:spacing w:after="320"/>
-        <w:jc w:val="both"/>
-      </w:pPr>
-      <w:r>
-        <w:rPr>
-          <w:b w:val="0"/>
-        </w:rPr>
-        <w:t>Data: ______________                    Semnătura: ____________________</w:t>
-      </w:r>
-    </w:p>
-    <w:p>
-      <w:pPr>
-        <w:spacing w:after="120"/>
-        <w:jc w:val="both"/>
-      </w:pPr>
-      <w:r>
-        <w:rPr>
-          <w:b w:val="0"/>
-          <w:sz w:val="18"/>
-        </w:rPr>
-        <w:t>Model orientativ pus la dispoziție de CivilAsist (civilasist.ro), pe structura formularului F.1 din normele Legii nr. 50/1991. Unele primării folosesc propriul formular tipizat — cereți-l la registratură sau descărcați-l de pe site-ul primăriei. Vă putem întocmi noi întreaga documentație — contact@civilasist.ro · 0744 921 358.</w:t>
+        <w:t>Model orientativ pus la dispoziție de CivilAsist (civilasist.ro), pe structura formularului F_CU_04 publicat în Monitorul Oficial nr. 711 bis din 26.08.2026. Formularul oficial se ia de la primărie sau de pe site-ul ei; unele primării au propriul tipizat. Dacă vreți doar să aflați ce se poate construi pe teren, fără să depuneți încă un proiect, cererea potrivită e F_CU_01, iar pentru dezmembrare sau comasare, F_CU_02. Vă putem întocmi noi întreaga documentație — contact@civilasist.ro · 0744 921 358.</w:t>
       </w:r>
     </w:p>
     <w:sectPr>
-      <w:pgSz w:w="11906" w:h="16838"/>
-      <w:pgMar w:top="1134" w:right="1134" w:bottom="1134" w:left="1417" w:header="720" w:footer="720" w:gutter="0"/>
+      <w:pgSz w:w="12240" w:h="15840"/>
+      <w:pgMar w:top="907" w:right="1020" w:bottom="907" w:left="1020" w:header="720" w:footer="720" w:gutter="0"/>
       <w:cols w:space="720"/>
       <w:docGrid w:linePitch="360"/>
     </w:sectPr>
@@ -606,9 +792,12 @@
     <w:name w:val="Normal"/>
     <w:qFormat/>
     <w:rsid w:val="00FC693F"/>
+    <w:pPr>
+      <w:spacing w:after="80"/>
+    </w:pPr>
     <w:rPr>
       <w:rFonts w:ascii="Calibri" w:hAnsi="Calibri"/>
-      <w:sz w:val="22"/>
+      <w:sz w:val="21"/>
     </w:rPr>
   </w:style>
   <w:style w:type="paragraph" w:styleId="Header">
